--- a/api/_docrh/modelos/termo-auxilio-combustivel.docx
+++ b/api/_docrh/modelos/termo-auxilio-combustivel.docx
@@ -567,7 +567,7 @@
           <w:sz w:val="22"/>
           <w:szCs w:val="22"/>
         </w:rPr>
-        <w:t>{{CIDADE}}</w:t>
+        <w:t>{{CIDADE}}, {{DIA}} de {{MES}} de 20{{ANO2}}</w:t>
       </w:r>
       <w:r>
         <w:rPr>
@@ -593,16 +593,14 @@
           <w:sz w:val="22"/>
           <w:szCs w:val="22"/>
         </w:rPr>
-        <w:t xml:space="preserve">, de </w:t>
-      </w:r>
-      <w:r>
-        <w:rPr>
-          <w:rFonts w:ascii="Bookman Old Style" w:hAnsi="Bookman Old Style"/>
-          <w:color w:val="000000"/>
-          <w:sz w:val="22"/>
-          <w:szCs w:val="22"/>
-        </w:rPr>
-        <w:t>{{MES}}</w:t>
+      </w:r>
+      <w:r>
+        <w:rPr>
+          <w:rFonts w:ascii="Bookman Old Style" w:hAnsi="Bookman Old Style"/>
+          <w:color w:val="000000"/>
+          <w:sz w:val="22"/>
+          <w:szCs w:val="22"/>
+        </w:rPr>
       </w:r>
       <w:r>
         <w:rPr>
@@ -628,16 +626,14 @@
           <w:sz w:val="22"/>
           <w:szCs w:val="22"/>
         </w:rPr>
-        <w:t xml:space="preserve"> de 20</w:t>
-      </w:r>
-      <w:r>
-        <w:rPr>
-          <w:rFonts w:ascii="Bookman Old Style" w:hAnsi="Bookman Old Style"/>
-          <w:color w:val="000000"/>
-          <w:sz w:val="22"/>
-          <w:szCs w:val="22"/>
-        </w:rPr>
-        <w:t>{{ANO2}}</w:t>
+      </w:r>
+      <w:r>
+        <w:rPr>
+          <w:rFonts w:ascii="Bookman Old Style" w:hAnsi="Bookman Old Style"/>
+          <w:color w:val="000000"/>
+          <w:sz w:val="22"/>
+          <w:szCs w:val="22"/>
+        </w:rPr>
       </w:r>
       <w:r>
         <w:rPr>
